--- a/docs/Lab_3_Group_2_Cover_Page.docx
+++ b/docs/Lab_3_Group_2_Cover_Page.docx
@@ -233,7 +233,7 @@
               </w:rPr>
             </w:pPr>
             <w:r>
-              <w:t xml:space="preserve">: </w:t>
+              <w:t>: 12.10.2026</w:t>
             </w:r>
           </w:p>
         </w:tc>
